--- a/docx/司法解释/最高人民法院、最高人民检察院关于办理环境污染刑事案件适用法律若干问题的解释_20260319_ff8081819e48b44c019e5e53da2a4a6c.docx
+++ b/docx/司法解释/最高人民法院、最高人民检察院关于办理环境污染刑事案件适用法律若干问题的解释_20260319_ff8081819e48b44c019e5e53da2a4a6c.docx
@@ -54,27 +54,9 @@
           <w:szCs w:val="44"/>
           <w:shd w:val="clear" w:color="auto" w:fill="FFFFFF"/>
         </w:rPr>
-        <w:t>最高人民法院　最高人民检察院关于办理</w:t>
-      </w:r>
-    </w:p>
-    <w:p>
-      <w:pPr>
-        <w:keepNext w:val="0"/>
-        <w:keepLines w:val="0"/>
-        <w:pageBreakBefore w:val="0"/>
-        <w:widowControl/>
-        <w:kinsoku/>
-        <w:wordWrap/>
-        <w:overflowPunct/>
-        <w:topLinePunct w:val="0"/>
-        <w:autoSpaceDE/>
-        <w:autoSpaceDN/>
-        <w:bidi w:val="0"/>
-        <w:adjustRightInd/>
-        <w:snapToGrid/>
-        <w:spacing w:line="567" w:lineRule="exact"/>
-        <w:jc w:val="center"/>
-        <w:textAlignment w:val="auto"/>
+        <w:t>最高人民法院　最高人民检察院</w:t>
+      </w:r>
+      <w:r>
         <w:rPr>
           <w:rFonts w:hint="eastAsia" w:ascii="方正小标宋简体" w:hAnsi="方正小标宋简体" w:eastAsia="方正小标宋简体" w:cs="方正小标宋简体"/>
           <w:color w:val="333333"/>
@@ -82,7 +64,8 @@
           <w:szCs w:val="44"/>
           <w:shd w:val="clear" w:color="auto" w:fill="FFFFFF"/>
         </w:rPr>
-      </w:pPr>
+        <w:br w:type="textWrapping"/>
+      </w:r>
       <w:r>
         <w:rPr>
           <w:rFonts w:hint="eastAsia" w:ascii="方正小标宋简体" w:hAnsi="方正小标宋简体" w:eastAsia="方正小标宋简体" w:cs="方正小标宋简体"/>
@@ -91,7 +74,29 @@
           <w:szCs w:val="44"/>
           <w:shd w:val="clear" w:color="auto" w:fill="FFFFFF"/>
         </w:rPr>
-        <w:t>环境污染刑事案件适用法律若干问题的解释</w:t>
+        <w:t>关于办理环境污染刑事案件适用法律</w:t>
+      </w:r>
+      <w:r>
+        <w:rPr>
+          <w:rFonts w:hint="eastAsia" w:ascii="方正小标宋简体" w:hAnsi="方正小标宋简体" w:eastAsia="方正小标宋简体" w:cs="方正小标宋简体"/>
+          <w:color w:val="333333"/>
+          <w:sz w:val="44"/>
+          <w:szCs w:val="44"/>
+          <w:shd w:val="clear" w:color="auto" w:fill="FFFFFF"/>
+        </w:rPr>
+        <w:br w:type="textWrapping"/>
+      </w:r>
+      <w:bookmarkStart w:id="0" w:name="_GoBack"/>
+      <w:bookmarkEnd w:id="0"/>
+      <w:r>
+        <w:rPr>
+          <w:rFonts w:hint="eastAsia" w:ascii="方正小标宋简体" w:hAnsi="方正小标宋简体" w:eastAsia="方正小标宋简体" w:cs="方正小标宋简体"/>
+          <w:color w:val="333333"/>
+          <w:sz w:val="44"/>
+          <w:szCs w:val="44"/>
+          <w:shd w:val="clear" w:color="auto" w:fill="FFFFFF"/>
+        </w:rPr>
+        <w:t>若干问题的解释</w:t>
       </w:r>
     </w:p>
     <w:p>
@@ -142,10 +147,13 @@
       </w:r>
       <w:r>
         <w:rPr>
-          <w:rFonts w:hint="eastAsia" w:ascii="Times New Roman" w:hAnsi="Times New Roman" w:eastAsia="仿宋" w:cs="仿宋"/>
-          <w:sz w:val="32"/>
-          <w:szCs w:val="32"/>
-          <w:lang w:val="en-US" w:eastAsia="zh-CN"/>
+          <w:rFonts w:hint="eastAsia" w:eastAsia="楷体" w:cs="楷体"/>
+          <w:bCs w:val="0"/>
+          <w:spacing w:val="0"/>
+          <w:sz w:val="32"/>
+          <w:szCs w:val="32"/>
+          <w:shd w:val="clear" w:color="auto" w:fill="FFFFFF"/>
+          <w:lang w:eastAsia="zh-CN"/>
         </w:rPr>
         <w:t>　</w:t>
       </w:r>
@@ -162,15 +170,16 @@
       </w:r>
       <w:r>
         <w:rPr>
-          <w:rFonts w:hint="eastAsia" w:ascii="Times New Roman" w:hAnsi="Times New Roman" w:eastAsia="仿宋" w:cs="仿宋"/>
-          <w:sz w:val="32"/>
-          <w:szCs w:val="32"/>
-          <w:lang w:val="en-US" w:eastAsia="zh-CN"/>
+          <w:rFonts w:hint="eastAsia" w:eastAsia="楷体" w:cs="楷体"/>
+          <w:bCs w:val="0"/>
+          <w:spacing w:val="0"/>
+          <w:sz w:val="32"/>
+          <w:szCs w:val="32"/>
+          <w:shd w:val="clear" w:color="auto" w:fill="FFFFFF"/>
+          <w:lang w:eastAsia="zh-CN"/>
         </w:rPr>
         <w:t>　</w:t>
       </w:r>
-      <w:bookmarkStart w:id="0" w:name="_GoBack"/>
-      <w:bookmarkEnd w:id="0"/>
       <w:r>
         <w:rPr>
           <w:rFonts w:hint="eastAsia" w:ascii="Times New Roman" w:hAnsi="Times New Roman" w:eastAsia="楷体" w:cs="楷体"/>
